--- a/konferencje_todo/ModlitwaUzdrowienieWew.docx
+++ b/konferencje_todo/ModlitwaUzdrowienieWew.docx
@@ -34,92 +34,164 @@
       <w:r>
         <w:rPr>
           <w:rStyle w:val="StrongEmphasis"/>
-        </w:rPr>
-        <w:t>CZAS POCZĘCIA W ŁONIE MATKI</w:t>
-      </w:r>
-    </w:p>
-    <w:p>
-      <w:pPr>
-        <w:pStyle w:val="TextBody"/>
-        <w:jc w:val="both"/>
-        <w:rPr/>
-      </w:pPr>
-      <w:r>
-        <w:rPr>
-          <w:rStyle w:val="StrongEmphasis"/>
-        </w:rPr>
-        <w:t>Prowadzący 1:</w:t>
-      </w:r>
-      <w:r>
-        <w:rPr/>
-        <w:t xml:space="preserve"> Ojcze pragniemy teraz zanurzyć się w Twojej miłości, ty kochasz każdą osobę, która tutaj jest. Twoja miłość jest bezwarunkowa i wiem, że ukochałeś nas miłością bez granic. To Ty dałeś nam Jezusa Chrystusa, który ma moc i dzisiaj nas uzdrowić. Jesteśmy wdzięczni, że dla ciebie Jezu nie ma rzeczy niemożliwych. Ty możesz w mocy Ducha Świętego wrócić do momentu naszego poczęcia i uzdrowić nas z tych trudnych sytuacji, </w:t>
-      </w:r>
-      <w:r>
-        <w:rPr/>
-        <w:t>również tych których nie</w:t>
-      </w:r>
-      <w:r>
-        <w:rPr/>
-        <w:t xml:space="preserve"> pamięta</w:t>
-      </w:r>
-      <w:r>
-        <w:rPr/>
-        <w:t>my</w:t>
-      </w:r>
-    </w:p>
-    <w:p>
-      <w:pPr>
-        <w:pStyle w:val="TextBody"/>
-        <w:jc w:val="left"/>
-        <w:rPr/>
-      </w:pPr>
-      <w:r>
-        <w:rPr>
-          <w:rStyle w:val="StrongEmphasis"/>
-        </w:rPr>
-        <w:t>Prowadzący 2:</w:t>
-      </w:r>
-      <w:r>
-        <w:rPr/>
-        <w:t xml:space="preserve"> Jezu uzdrawiaj i uwalniaj nas z wszelkich szkodliwych wpływów jakie mogły nas dotknąć, czy to ze strony naszych matek lub z powodu różnych okoliczności życia naszych rodziców.</w:t>
-        <w:br/>
-        <w:t>– Być może z różnych przyczyn, nie było wtedy atmosfery miłości.</w:t>
-        <w:br/>
-        <w:t>– Być może okoliczności te były rezultatem biedy i niezgody.</w:t>
-        <w:br/>
-        <w:t>– Być może, matki nosiły nas w swoim łonie i były przepracowane.</w:t>
-        <w:br/>
-        <w:t xml:space="preserve">Bez względu na to, jaka była przyczyna lub powód braku harmonii i miłości, </w:t>
-      </w:r>
-      <w:r>
-        <w:rPr>
-          <w:rStyle w:val="StrongEmphasis"/>
           <w:b w:val="false"/>
           <w:bCs w:val="false"/>
-        </w:rPr>
-        <w:t>wówczas</w:t>
-      </w:r>
-      <w:r>
-        <w:rPr>
-          <w:b/>
-          <w:bCs/>
-        </w:rPr>
+          <w:i/>
+          <w:iCs/>
+          <w:sz w:val="22"/>
+          <w:szCs w:val="22"/>
+        </w:rPr>
+        <w:t>(Modlitwa spontaniczna o doświadczenie Bożej Miłości )</w:t>
+      </w:r>
+    </w:p>
+    <w:p>
+      <w:pPr>
+        <w:pStyle w:val="TextBody"/>
+        <w:jc w:val="both"/>
+        <w:rPr/>
+      </w:pPr>
+      <w:r>
+        <w:rPr>
+          <w:rStyle w:val="StrongEmphasis"/>
+          <w:b w:val="false"/>
+          <w:bCs w:val="false"/>
+          <w:i/>
+          <w:iCs/>
+          <w:sz w:val="22"/>
+          <w:szCs w:val="22"/>
+        </w:rPr>
+        <w:t xml:space="preserve">Ojcze pragniemy teraz zanurzyć się w Twojej miłości, ty kochasz każdą osobę, która tutaj jest. Twoja miłość jest bezwarunkowa i wiem, że ukochałeś nas miłością bez granic. To Ty dałeś nam Jezusa Chrystusa, który ma moc i dzisiaj nas uzdrowić. Jesteśmy wdzięczni, że dla ciebie Jezu nie ma rzeczy niemożliwych. </w:t>
+      </w:r>
+    </w:p>
+    <w:p>
+      <w:pPr>
+        <w:pStyle w:val="Heading3"/>
+        <w:jc w:val="both"/>
+        <w:rPr/>
+      </w:pPr>
+      <w:r>
+        <w:rPr>
+          <w:rStyle w:val="StrongEmphasis"/>
+        </w:rPr>
+        <w:t>CZAS POCZĘCIA W ŁONIE MATKI</w:t>
+      </w:r>
+    </w:p>
+    <w:p>
+      <w:pPr>
+        <w:pStyle w:val="TextBody"/>
+        <w:jc w:val="left"/>
+        <w:rPr/>
+      </w:pPr>
+      <w:r>
+        <w:rPr>
+          <w:rStyle w:val="StrongEmphasis"/>
+        </w:rPr>
+        <w:t xml:space="preserve">Prowadzący 1: </w:t>
+      </w:r>
+      <w:r>
+        <w:rPr/>
+        <w:t>Duch</w:t>
+      </w:r>
+      <w:r>
+        <w:rPr/>
+        <w:t>y</w:t>
+      </w:r>
+      <w:r>
+        <w:rPr/>
+        <w:t xml:space="preserve"> Świętego </w:t>
+      </w:r>
+      <w:r>
+        <w:rPr/>
+        <w:t xml:space="preserve">wróć </w:t>
+      </w:r>
+      <w:r>
+        <w:rPr/>
+        <w:t xml:space="preserve">do momentu naszego poczęcia i </w:t>
+      </w:r>
+      <w:r>
+        <w:rPr/>
+        <w:t>uzdrawiaj</w:t>
+      </w:r>
+      <w:r>
+        <w:rPr/>
+        <w:t xml:space="preserve"> nas z tych </w:t>
+      </w:r>
+      <w:r>
+        <w:rPr/>
+        <w:t>trudnych</w:t>
+      </w:r>
+      <w:r>
+        <w:rPr/>
+        <w:t xml:space="preserve">sytuacji, również tych których nie pamiętamy. </w:t>
+      </w:r>
+      <w:r>
+        <w:rPr/>
+        <w:t xml:space="preserve">Proszę </w:t>
+      </w:r>
+      <w:r>
+        <w:rPr/>
+        <w:t xml:space="preserve">uzdrawiaj i uwalniaj nas z wszelkich szkodliwych wpływów jakie mogły nas dotknąć </w:t>
+      </w:r>
+      <w:r>
+        <w:rPr/>
+        <w:t>w czasie ciąży</w:t>
+      </w:r>
+      <w:r>
+        <w:rPr/>
+        <w:t xml:space="preserve">, </w:t>
+      </w:r>
+      <w:r>
+        <w:rPr/>
+        <w:t xml:space="preserve">z </w:t>
+      </w:r>
+      <w:r>
+        <w:rPr/>
+        <w:t xml:space="preserve">powodu </w:t>
+      </w:r>
+      <w:r>
+        <w:rPr/>
+        <w:t xml:space="preserve">stylu i </w:t>
+      </w:r>
+      <w:r>
+        <w:rPr/>
+        <w:t xml:space="preserve">okoliczności życia naszych rodziców. </w:t>
+      </w:r>
+      <w:r>
+        <w:rPr/>
+        <w:t>Być może brakowało wtedy atmosfery miłości, być może przyczyną  waśni była bieda lub niezgoda. Być może mamy, które nosiły nas w swoim łonie były prpepracowane.</w:t>
+      </w:r>
+      <w:r>
+        <w:rPr/>
+        <w:br/>
+      </w:r>
+    </w:p>
+    <w:p>
+      <w:pPr>
+        <w:pStyle w:val="TextBody"/>
+        <w:jc w:val="left"/>
+        <w:rPr/>
+      </w:pPr>
+      <w:r>
+        <w:rPr>
+          <w:rStyle w:val="StrongEmphasis"/>
+        </w:rPr>
+        <w:t>Prowadzący 2:</w:t>
+      </w:r>
+      <w:r>
+        <w:rPr/>
         <w:t xml:space="preserve"> </w:t>
-      </w:r>
-      <w:r>
-        <w:rPr/>
-        <w:t>chcieliśmy się usunąć; woleliśmy się nie ujawniać, pragnęliśmy, aby nikt nas nie widział, aby nikt nas nie znał. (Pauza).</w:t>
-      </w:r>
-    </w:p>
-    <w:p>
-      <w:pPr>
-        <w:pStyle w:val="TextBody"/>
-        <w:jc w:val="left"/>
-        <w:rPr/>
-      </w:pPr>
-      <w:r>
-        <w:rPr/>
-        <w:t>Prosimy Cię, Panie Jezu, abyś teraz uzdrawiał to, co w nas chore i żebyś usunął z nas wszelki ból, wszelkie urazy, wszystko, co nie pochodzi od Ciebie.</w:t>
+        <w:br/>
+      </w:r>
+      <w:r>
+        <w:rPr>
+          <w:b w:val="false"/>
+          <w:bCs w:val="false"/>
+        </w:rPr>
+        <w:t xml:space="preserve">Panie uzdrawiaj czas życia płodowego, sytuacje gdy </w:t>
+      </w:r>
+      <w:r>
+        <w:rPr/>
+        <w:t>chcieliśmy się usunąć, woleliśmy się nie ujawniać, pragnęliśmy, aby nikt nas nie widział, aby nikt nas nie znał. Prosimy Cię, Panie Jezu, abyś teraz uzdrawiał to, co w nas chore i żebyś usunął z nas wszelki ból, wszelkie urazy, wszystko, co nie pochodzi od Ciebie.</w:t>
         <w:br/>
         <w:t>Dziękuję Ci, Jezu, za to, co w tej chwili czynisz. (Pauza).</w:t>
       </w:r>
@@ -151,15 +223,47 @@
       </w:r>
       <w:r>
         <w:rPr/>
-        <w:t xml:space="preserve"> Chwalimy Cię też, Panie Jezu, za to, że uzdrawiasz nas ze wstrząsu, jakim było dla nas nasze urodzenie. W przypadkach, </w:t>
-      </w:r>
-      <w:r>
-        <w:rPr/>
-        <w:t xml:space="preserve">gdy </w:t>
-      </w:r>
-      <w:r>
-        <w:rPr/>
-        <w:t>nasze matki musiały się męczyć przez godziny. Być może, niektórzy z nas urodzili się zupełnie zsiniali lub rodzili się pośladkowo albo przy pomocy narzędzi. Prosimy Cię Jezu, żebyś uzdrowił nas z jakichkolwiek urazów, przez które przeszliśmy w czasie rodzenia się. Usuń wszelkie zwątpienie, strach, poczucie braku bezpieczeństwa, którego mogliśmy doświadczyć przy wychodzeniu z łona matki. Usuń z nas poczucie winy, które może nas obciążać, z tego powodu, że naszym przyjściem na świat spowodowaliśmy czyjeś cierpienie, zwłaszcza, jeżeli uważamy się za osoby, które nie były chciane, ani kochane.</w:t>
+        <w:t xml:space="preserve"> Prosimy Cię Jezu, żebyś uzdrowił nas z jakichkolwiek urazów, przez które przeszliśmy w czasie rodzenia się. Usuń wszelkie zwątpienie, strach, poczucie braku bezpieczeństwa, którego mogliśmy doświadczyć przy wychodzeniu z łona matki.  </w:t>
+      </w:r>
+      <w:r>
+        <w:rPr/>
+        <w:t xml:space="preserve">Uzdrawiaj tych którzy rodzili się w sposób nieprawidłowy, byli zsiniali, </w:t>
+      </w:r>
+      <w:r>
+        <w:rPr/>
+        <w:t xml:space="preserve">rodzili się pośladkowo </w:t>
+      </w:r>
+      <w:r>
+        <w:rPr/>
+        <w:t xml:space="preserve">czy </w:t>
+      </w:r>
+      <w:r>
+        <w:rPr/>
+        <w:t xml:space="preserve">przy pomocy narzędzi. Usuń z nas poczucie winy, z powodu, że naszym przyjściem na świat spowodowaliśmy czyjeś cierpienie. </w:t>
+      </w:r>
+      <w:r>
+        <w:rPr/>
+        <w:t>Uzdrawiaj tych z nas, którzy</w:t>
+      </w:r>
+      <w:r>
+        <w:rPr/>
+        <w:t xml:space="preserve"> uważa</w:t>
+      </w:r>
+      <w:r>
+        <w:rPr/>
+        <w:t xml:space="preserve">ją </w:t>
+      </w:r>
+      <w:r>
+        <w:rPr/>
+        <w:t xml:space="preserve">się za osoby, które nie były chciane, ani kochane. Chwalimy Cię też, Panie Jezu, za to, że uzdrawiasz nas ze wstrząsu </w:t>
+      </w:r>
+      <w:r>
+        <w:rPr/>
+        <w:t>porodu</w:t>
+      </w:r>
+      <w:r>
+        <w:rPr/>
+        <w:t>.</w:t>
         <w:br/>
         <w:t>Dziękuję Ci, Jezu, za to, co w tej chwili czynisz. (Pauza).</w:t>
       </w:r>
@@ -191,9 +295,57 @@
       </w:r>
       <w:r>
         <w:rPr/>
-        <w:t xml:space="preserve"> Prosimy Cię też, Jezu, abyś usunął wszelkie rozczarowanie, którym byliśmy dla naszych rodziców, ponieważ tak bardzo chcieli chłopczyka, a my byliśmy dziewczynką lub, ponieważ oczekiwali dziewczynki, a lekarz oświadczył: urodził się syn. Prosimy Cię, Jezu, abyś uzdrowił wszelkie rozczarowanie, frustracje, które nosimy w sobie i abyśmy począwszy od dzisiaj, byli mężczyznami i kobietami, takimi, jakimi chciałeś nas mieć. Jezu, prosimy Cię, aby jakikolwiek ból, który sprawiliśmy innym, zwłaszcza naszym matkom z powodu naszego przyjścia na świat, został uzdrowiony Twoją drogocenną krwią.</w:t>
+        <w:t xml:space="preserve"> Prosimy Cię też, Jezu, abyś usunął wszelkie rozczarowanie, </w:t>
+      </w:r>
+      <w:r>
+        <w:rPr/>
+        <w:t>które okazali nam rodzice. Ulecz rozczarowanie ze względu na płeć</w:t>
+      </w:r>
+      <w:r>
+        <w:rPr/>
+        <w:t xml:space="preserve">, </w:t>
+      </w:r>
+      <w:r>
+        <w:rPr/>
+        <w:t xml:space="preserve">gdy </w:t>
+      </w:r>
+      <w:r>
+        <w:rPr/>
+        <w:t xml:space="preserve">chcieli chłopczyka, a my byliśmy dziewczynką lub, ponieważ oczekiwali dziewczynki, a lekarz oświadczył: urodził się syn. Prosimy Cię, Jezu, abyś uzdrowił wszelkie rozczarowanie, frustracje, które nosimy w sobie i abyśmy począwszy od dzisiaj, byli mężczyznami i kobietami, takimi, jakimi chciałeś nas mieć. Jezu, prosimy Cię, </w:t>
+      </w:r>
+      <w:r>
+        <w:rPr/>
+        <w:t>uzdrawiaj naszych rodziców i wszelki</w:t>
+      </w:r>
+      <w:r>
+        <w:rPr/>
+        <w:t xml:space="preserve"> ból, któr</w:t>
+      </w:r>
+      <w:r>
+        <w:rPr/>
+        <w:t>ego doświadczyli</w:t>
+      </w:r>
+      <w:r>
+        <w:rPr/>
+        <w:t xml:space="preserve"> z powodu naszego przyjścia na świat. </w:t>
+      </w:r>
+      <w:r>
+        <w:rPr/>
+        <w:t>Aby</w:t>
+      </w:r>
+      <w:r>
+        <w:rPr/>
+        <w:t xml:space="preserve"> został uzdrowiony Twoją drogocenną krwią.</w:t>
         <w:br/>
-        <w:t>Dziękuję Ci, za to, że byłeś obecny, kiedy się rodziliśmy, aby nas przyjąć. (Pauza).</w:t>
+        <w:t>Dziękuję Ci, za to, że byłeś obecny</w:t>
+      </w:r>
+      <w:r>
+        <w:rPr/>
+        <w:t>w chwili</w:t>
+      </w:r>
+      <w:r>
+        <w:rPr/>
+        <w:t>, kiedy się rodziliśmy, aby nas przyjąć. (Pauza).</w:t>
       </w:r>
     </w:p>
     <w:p>
@@ -287,15 +439,23 @@
       </w:r>
       <w:r>
         <w:rPr/>
-        <w:t xml:space="preserve"> Panie, prosimy Cię o uzdrowienie nas, w czasie, kiedy wzrastaliśmy. Niektórzy z nas urodzili się w bardzo licznych rodzinach i być może nie było wystarczająco dużo czasu dla nas jako </w:t>
-      </w:r>
-      <w:r>
-        <w:rPr/>
-        <w:t>osób</w:t>
-      </w:r>
-      <w:r>
-        <w:rPr/>
-        <w:t>. A więc prosimy Cię, abyś dzisiaj, dał nam poznać, że każdy z nas jest najukochańszym dzieckiem, że każdy z nas jest bardzo ważnym członkiem rodziny, że każdy z nas jest zupełnie wyjątkowy i jest odrębną osobą, a Ty Jezu kochasz każdego z nas w bardzo czuły i bardzo specjalny sposób.</w:t>
+        <w:t xml:space="preserve"> Panie, prosimy Cię o uzdrowienie nas, w czasie, kiedy wzrastaliśmy. Niektórzy z nas urodzili się w bardzo licznych rodzinach i być może nie było wystarczająco czasu dla </w:t>
+      </w:r>
+      <w:r>
+        <w:rPr/>
+        <w:t>nich</w:t>
+      </w:r>
+      <w:r>
+        <w:rPr/>
+        <w:t xml:space="preserve"> jako osób. </w:t>
+      </w:r>
+      <w:r>
+        <w:rPr/>
+        <w:t>P</w:t>
+      </w:r>
+      <w:r>
+        <w:rPr/>
+        <w:t>rosimy Cię, abyś dzisiaj, dał nam poznać, że każdy z nas jest najukochańszym dzieckiem, że każdy z nas jest bardzo ważnym członkiem rodziny, że każdy z nas jest zupełnie wyjątkowy i jest odrębną osobą, a Ty Jezu kochasz każdego z nas w bardzo czuły i bardzo specjalny sposób.</w:t>
         <w:br/>
         <w:t>Dziękujemy ci za to, co dokonujesz teraz w nas. (Pauza).</w:t>
       </w:r>
@@ -314,15 +474,15 @@
       </w:r>
       <w:r>
         <w:rPr/>
-        <w:t xml:space="preserve"> </w:t>
-      </w:r>
-      <w:r>
-        <w:rPr/>
-        <w:t xml:space="preserve">Proszę uzdrawiaj moment pierwszego </w:t>
-      </w:r>
-      <w:r>
-        <w:rPr/>
-        <w:t>pójścia do szkoły, gdy byliśmy z dala od naszych matek lub domów. Niektórzy z nas byli bardzo wrażliwi lub nieśmiali i wyjątkowo trudno było nam być z tym nieznanym nauczycielem, z nieznanymi dziećmi i w tej zimnej klasie. Oczekiwano od nas pewnych rzeczy, a niektórzy nauczyciele byli niemili, byli też rówieśnicy, którzy nas nie rozumieli i nie akceptowali. Być może niektórzy z nas byli wyśmiewani, ponieważ byliśmy inni, wyglądaliśmy inaczej lub mówiliśmy trochę inaczej. Być może nasi rodzice myśleli, że nasze trójki mogłyby być czwórkami, a nasze czwórki powinny być piątkami, a więc wzrastaliśmy myśląc, że nie jesteśmy wystarczająco dobrzy. Niektórzy z nas zaczęli się wycofywać w głąb siebie i zaczęliśmy się obawiać mówić publicznie, ponieważ byliśmy wyśmiewani, krytykowani w klasie. Prosimy Cię, Jezu, abyś nas teraz uzdrowił, abyś wypełnił to wszystko, czego w nas brakuje, żebyś uwolnił nas z poczucia winy i własnej małości, abyśmy byli takimi, jakimi pragniesz nas mieć. (Pauza)</w:t>
+        <w:t xml:space="preserve"> Proszę uzdrawiaj moment pierwszego pójścia do szkoły, gdy byliśmy z dala od naszych </w:t>
+      </w:r>
+      <w:r>
+        <w:rPr/>
+        <w:t xml:space="preserve">rodziców i </w:t>
+      </w:r>
+      <w:r>
+        <w:rPr/>
+        <w:t>domów. Niektórzy z nas byli bardzo wrażliwi lub nieśmiali i wyjątkowo trudno było nam być z tym nieznanym nauczycielem, z nieznanymi dziećmi i w tej zimnej klasie. Oczekiwano od nas pewnych rzeczy, a niektórzy nauczyciele byli niemili, byli też rówieśnicy, którzy nas nie rozumieli i nie akceptowali. Być może niektórzy z nas byli wyśmiewani, ponieważ byliśmy inni, wyglądaliśmy inaczej lub mówiliśmy trochę inaczej. Być może nasi rodzice myśleli, że nasze trójki mogłyby być czwórkami, a nasze czwórki powinny być piątkami, a więc wzrastaliśmy myśląc, że nie jesteśmy wystarczająco dobrzy. Niektórzy z nas zaczęli się wycofywać w głąb siebie i zaczęliśmy się obawiać mówić publicznie, ponieważ byliśmy wyśmiewani, krytykowani w klasie. Prosimy Cię, Jezu, abyś nas teraz uzdrowił, abyś wypełnił to wszystko, czego w nas brakuje, żebyś uwolnił nas z poczucia winy i własnej małości, abyśmy byli takimi, jakimi pragniesz nas mieć. (Pauza)</w:t>
       </w:r>
     </w:p>
     <w:p>
@@ -352,7 +512,23 @@
       </w:r>
       <w:r>
         <w:rPr/>
-        <w:t xml:space="preserve"> Jezu, prosimy Cię, abyś uzdrowił lata naszego dorastania, kiedy zaczęliśmy doświadczać dojrzałości seksualnej i kiedy zaczęło nas to przerażać. Było to dla nas źródłem zakłopotania i bólu. Niektórzy z nas nigdy nie zapomnieli doświadczeń, których zaznali ucząc się siebie samych. Prosimy, więc o uzdrowienie tych lat, które przeżyliśmy jako nastolatkowi. Prosimy Cię o uzdrowienie naszych wątpliwości, obaw i braku poczucia bezpieczeństwa. Modlimy się także za te okresy, kiedy byliśmy zranieni w relacjach międzyludzkich, kiedy zostaliśmy przez innych odrzuceni, kiedy nas wykorzystywano lub się z nas śmiano.</w:t>
+        <w:t xml:space="preserve"> Jezu, prosimy Cię, abyś uzdrowił lata naszego dorastania, kiedy zaczęliśmy doświadczać dojrzałości seksualnej, </w:t>
+      </w:r>
+      <w:r>
+        <w:rPr/>
+        <w:t>ale też</w:t>
+      </w:r>
+      <w:r>
+        <w:rPr/>
+        <w:t xml:space="preserve"> kiedy zaczęło nas to przerażać, </w:t>
+      </w:r>
+      <w:r>
+        <w:rPr/>
+        <w:t>lub było</w:t>
+      </w:r>
+      <w:r>
+        <w:rPr/>
+        <w:t xml:space="preserve"> źródłem zakłopotania i bólu. Niektórzy z nas nigdy nie zapomnieli doświadczeń, których zaznali ucząc się siebie samych. Prosimy, więc o uzdrowienie tych lat, które przeżyliśmy jako nastolatkowi. Prosimy Cię o uzdrowienie naszych wątpliwości, obaw i braku poczucia bezpieczeństwa. Modlimy się także za te okresy, kiedy byliśmy zranieni w relacjach międzyludzkich, kiedy zostaliśmy przez innych odrzuceni, kiedy nas wykorzystywano lub się z nas śmiano.</w:t>
         <w:br/>
         <w:t>Modlimy się o uzdrowienie tych okresów, kiedy wchodziliśmy w doświadczenia, które nie były dla nas właściwe, kiedy robiliśmy to pod wpływem naszych rówieśników. Jezu, prosimy Cię uzdrów te wydarzenia, które były przyczyną cierpienia lub zakłopotania. Wejdź w nasze serca i przemieniaj je, abyśmy więcej ich nie wspominali ze wstydem, lecz z dziękczynieniem. Daj nam, Panie, prawdziwą miłość do siebie samych, której, być może, nigdy nie mieliśmy, zwłaszcza jako nastolatkowie. (Pauza).</w:t>
       </w:r>
@@ -384,35 +560,27 @@
       </w:r>
       <w:r>
         <w:rPr/>
-        <w:t xml:space="preserve"> Prosimy Cię zwłaszcza za mężów i żony, abyś uzdrowił te sprawy, które zdarzyły się między nimi. Zranienia i frustracje, które mogą zdarzyć się między dwojgiem ludzi, którzy uczą się siebie nawzajem w bardzo bliskim związku. Prosimy Cię o uzdrowienie </w:t>
-      </w:r>
-      <w:r>
-        <w:rPr/>
-        <w:t xml:space="preserve">bólu z powodu </w:t>
-      </w:r>
-      <w:r>
-        <w:rPr/>
-        <w:t xml:space="preserve">niewierności męża lub żony, </w:t>
-      </w:r>
-      <w:r>
-        <w:rPr/>
-        <w:t xml:space="preserve">bólu z powodu </w:t>
-      </w:r>
-      <w:r>
-        <w:rPr/>
-        <w:t>ciężk</w:t>
-      </w:r>
-      <w:r>
-        <w:rPr/>
-        <w:t xml:space="preserve">iej </w:t>
-      </w:r>
-      <w:r>
-        <w:rPr/>
-        <w:t>sytuacją materialną, nieposłuszny</w:t>
-      </w:r>
-      <w:r>
-        <w:rPr/>
-        <w:t>ch</w:t>
+        <w:t xml:space="preserve"> Prosimy Cię za mężów i żony, abyś uzdrowił te </w:t>
+      </w:r>
+      <w:r>
+        <w:rPr/>
+        <w:t xml:space="preserve">zranienia </w:t>
+      </w:r>
+      <w:r>
+        <w:rPr/>
+        <w:t>między nimi. Zranienia i frustracje, które mogą zdarzyć się między dwojgiem ludzi, którzy uczą się siebie nawzajem w bardzo bliskim związku. Prosimy Cię o uzdrowienie bólu z powodu niewierności męża lub żony, bólu z powodu ciężkiej sytuacją materialn</w:t>
+      </w:r>
+      <w:r>
+        <w:rPr/>
+        <w:t>ej czy</w:t>
+      </w:r>
+      <w:r>
+        <w:rPr/>
+        <w:t xml:space="preserve"> nieposłusz</w:t>
+      </w:r>
+      <w:r>
+        <w:rPr/>
+        <w:t>eństwa</w:t>
       </w:r>
       <w:r>
         <w:rPr/>
@@ -536,7 +704,23 @@
       </w:r>
       <w:r>
         <w:rPr/>
-        <w:t xml:space="preserve"> Niektórzy z nas otrzymali powołanie do życia zakonnego lub do kapłaństwa. Prosimy Cię, aby poznali głęboką, osobistą miłość, jaką masz dla każdego, ponieważ bez tej miłości nie są w stanie kochać innych ani nawet kochać siebie samych. Prosimy Cię, abyś uzdrowił te rany, które im zostały zadane w przeszłości, aby zostały zburzone mury wrogości, które oddzielają ich od przełożonych, a szczególnie te, które oddzielają od Ciebie. Prosimy Cię, aby zostali podniesieni do nowego wymiaru miłości i przemienieni. Aby każdy z nich, kto oddaje się całkowicie Tobie, mógł być uwolniony od wszystkich więzów, które powstrzymują od bycia Tobą dla innych. (Pauza).</w:t>
+        <w:t xml:space="preserve"> Niektórzy z nas otrzymali powołanie do życia zakonnego lub do kapłaństwa. Prosimy Cię, aby poznali głęboką, osobistą miłość, jaką masz dla każdego, ponieważ bez tej miłości nie są w stanie kochać innych ani nawet kochać siebie samych. Prosimy Cię, abyś uzdrowił te rany, które im zostały zadane w przeszłości, aby zostały zburzone mury wrogości, które oddzielają ich od przełożonych, a szczególnie te, które oddzielają od Ciebie. Prosimy Cię, aby zostali przemienieni, </w:t>
+      </w:r>
+      <w:r>
+        <w:rPr/>
+        <w:t>uwolnienie</w:t>
+      </w:r>
+      <w:r>
+        <w:rPr/>
+        <w:t xml:space="preserve"> od wszystkich więzów, które powstrzymują od bycia </w:t>
+      </w:r>
+      <w:r>
+        <w:rPr/>
+        <w:t>podobnym do Ciebie</w:t>
+      </w:r>
+      <w:r>
+        <w:rPr/>
+        <w:t>. (Pauza).</w:t>
       </w:r>
     </w:p>
     <w:p>
@@ -566,31 +750,7 @@
       </w:r>
       <w:r>
         <w:rPr/>
-        <w:t xml:space="preserve"> Jezu, modlimy się za tych, którzy są starsi wiekiem. Ty wiesz ile bólu </w:t>
-      </w:r>
-      <w:r>
-        <w:rPr/>
-        <w:t>mają te osoby  z</w:t>
-      </w:r>
-      <w:r>
-        <w:rPr/>
-        <w:t xml:space="preserve"> powodu poczucia odsunięcia na dalszy plan, zwolnienia tempa życia. Pomóż zaakceptować </w:t>
-      </w:r>
-      <w:r>
-        <w:rPr/>
-        <w:t>naturalny proces dojrzewania,</w:t>
-      </w:r>
-      <w:r>
-        <w:rPr/>
-        <w:t xml:space="preserve"> siwe włosy. Uzdrów z poczucia nieudolności. </w:t>
-      </w:r>
-      <w:r>
-        <w:rPr/>
-        <w:t>D</w:t>
-      </w:r>
-      <w:r>
-        <w:rPr/>
-        <w:t>aj łaskę, by umieli przyjąć pomoc innych. Prosimy cię, Panie Jezu, zabierz lęk przed śmiercią. Uzdrów ich Jezu, by umieli powiedzieć: jestem starszą osobą i chcę starzeć się z wdziękiem.</w:t>
+        <w:t xml:space="preserve"> Jezu, modlimy się za tych, którzy są starsi wiekiem. Ty wiesz ile bólu mają te osoby  z powodu poczucia odsunięcia na dalszy plan, zwolnienia tempa życia. Pomóż zaakceptować naturalny proces dojrzewania, siwe włosy. Uzdrów z poczucia nieudolności. Daj łaskę, by umieli przyjąć pomoc innych. Prosimy cię, Panie Jezu, zabierz lęk przed śmiercią. Uzdrów ich Jezu, by umieli powiedzieć: jestem starszą osobą i chcę starzeć się z wdziękiem.</w:t>
       </w:r>
     </w:p>
     <w:p>
@@ -620,15 +780,7 @@
       </w:r>
       <w:r>
         <w:rPr/>
-        <w:t xml:space="preserve"> Dziękujemy Ci Jezu ponieważ wiemy, że Ty nas teraz uzdrawiasz. Nie ma żadnej siły na niebie ani na ziemi, która może ten proces powstrzymać, niech moc i piękno Twojego życia świeci we mnie. Wyrzekam się wszelkiego związku łączącego mnie z moimi zranieniami. </w:t>
-      </w:r>
-      <w:r>
-        <w:rPr/>
-        <w:t>Wyznaje miłość wobec</w:t>
-      </w:r>
-      <w:r>
-        <w:rPr/>
-        <w:t xml:space="preserve"> ludzi, którzy uczestniczyli i uczestniczą w moim życiu. Otaczam ich tą samą miłością i czułością, jaką Ty masz dla mnie. Przyprowadzam ich przed Twoje oblicze, Jezu, abyś mógł ich pobłogosławić i okazać im swoją dobroć.</w:t>
+        <w:t xml:space="preserve"> Dziękujemy Ci Jezu ponieważ wiemy, że Ty nas teraz uzdrawiasz. Nie ma żadnej siły na niebie ani na ziemi, która może ten proces powstrzymać, niech moc i piękno Twojego życia świeci we mnie. Wyrzekam się wszelkiego związku łączącego mnie z moimi zranieniami. Wyznaje miłość wobec ludzi, którzy uczestniczyli i uczestniczą w moim życiu. Otaczam ich tą samą miłością i czułością, jaką Ty masz dla mnie. Przyprowadzam ich przed Twoje oblicze, Jezu, abyś mógł ich pobłogosławić i okazać im swoją dobroć.</w:t>
         <w:br/>
         <w:t>Chwała Tobie Jezu najlepszy lekarzu za dar uzdrowienia!</w:t>
       </w:r>
